--- a/4_Diari/Diario 24.04.2026.docx
+++ b/4_Diari/Diario 24.04.2026.docx
@@ -242,28 +242,12 @@
                 <w:rFonts w:ascii="Arial" w:hAnsi="Arial" w:cs="Arial"/>
               </w:rPr>
             </w:pPr>
-            <w:proofErr w:type="spellStart"/>
             <w:r>
               <w:rPr>
                 <w:rFonts w:ascii="Arial" w:hAnsi="Arial" w:cs="Arial"/>
               </w:rPr>
-              <w:t>Anh</w:t>
+              <w:t>Anh: documentazione pathfinding</w:t>
             </w:r>
-            <w:proofErr w:type="spellEnd"/>
-            <w:r>
-              <w:rPr>
-                <w:rFonts w:ascii="Arial" w:hAnsi="Arial" w:cs="Arial"/>
-              </w:rPr>
-              <w:t xml:space="preserve">: documentazione </w:t>
-            </w:r>
-            <w:proofErr w:type="spellStart"/>
-            <w:r>
-              <w:rPr>
-                <w:rFonts w:ascii="Arial" w:hAnsi="Arial" w:cs="Arial"/>
-              </w:rPr>
-              <w:t>pathfinding</w:t>
-            </w:r>
-            <w:proofErr w:type="spellEnd"/>
           </w:p>
           <w:p>
             <w:pPr>
@@ -368,34 +352,18 @@
                 <w:rFonts w:ascii="Arial" w:hAnsi="Arial" w:cs="Arial"/>
               </w:rPr>
             </w:pPr>
-            <w:proofErr w:type="spellStart"/>
             <w:r>
               <w:rPr>
                 <w:rFonts w:ascii="Arial" w:hAnsi="Arial" w:cs="Arial"/>
               </w:rPr>
-              <w:t>Anh</w:t>
-            </w:r>
-            <w:proofErr w:type="spellEnd"/>
-            <w:r>
-              <w:rPr>
-                <w:rFonts w:ascii="Arial" w:hAnsi="Arial" w:cs="Arial"/>
-              </w:rPr>
-              <w:t xml:space="preserve">: </w:t>
+              <w:t xml:space="preserve">Anh: </w:t>
             </w:r>
             <w:r>
               <w:rPr>
                 <w:rFonts w:ascii="Arial" w:hAnsi="Arial" w:cs="Arial"/>
               </w:rPr>
-              <w:t xml:space="preserve">documentazione </w:t>
+              <w:t>documentazione pathfinding</w:t>
             </w:r>
-            <w:proofErr w:type="spellStart"/>
-            <w:r>
-              <w:rPr>
-                <w:rFonts w:ascii="Arial" w:hAnsi="Arial" w:cs="Arial"/>
-              </w:rPr>
-              <w:t>pathfinding</w:t>
-            </w:r>
-            <w:proofErr w:type="spellEnd"/>
           </w:p>
           <w:p>
             <w:pPr>
@@ -711,28 +679,12 @@
                 <w:rFonts w:ascii="Arial" w:hAnsi="Arial" w:cs="Arial"/>
               </w:rPr>
             </w:pPr>
-            <w:proofErr w:type="spellStart"/>
             <w:r>
               <w:rPr>
                 <w:rFonts w:ascii="Arial" w:hAnsi="Arial" w:cs="Arial"/>
               </w:rPr>
-              <w:t>Daily</w:t>
+              <w:t>Daily Scrum</w:t>
             </w:r>
-            <w:proofErr w:type="spellEnd"/>
-            <w:r>
-              <w:rPr>
-                <w:rFonts w:ascii="Arial" w:hAnsi="Arial" w:cs="Arial"/>
-              </w:rPr>
-              <w:t xml:space="preserve"> </w:t>
-            </w:r>
-            <w:proofErr w:type="spellStart"/>
-            <w:r>
-              <w:rPr>
-                <w:rFonts w:ascii="Arial" w:hAnsi="Arial" w:cs="Arial"/>
-              </w:rPr>
-              <w:t>Scrum</w:t>
-            </w:r>
-            <w:proofErr w:type="spellEnd"/>
           </w:p>
         </w:tc>
       </w:tr>
@@ -745,14 +697,19 @@
             <w:pPr>
               <w:rPr>
                 <w:rFonts w:ascii="Arial" w:hAnsi="Arial" w:cs="Arial"/>
-                <w:u w:val="single"/>
               </w:rPr>
             </w:pPr>
             <w:r>
               <w:rPr>
                 <w:rFonts w:ascii="Arial" w:hAnsi="Arial" w:cs="Arial"/>
               </w:rPr>
-              <w:t>Abbiamo discusso su che lavori focalizzarci sul momento e iniziato parzialmente a documentare, documentato la documentazione dello sprint.</w:t>
+              <w:t>Questa mattina abbiamo definito i nostri obiettivi per le prossime settimane</w:t>
+            </w:r>
+            <w:r>
+              <w:rPr>
+                <w:rFonts w:ascii="Arial" w:hAnsi="Arial" w:cs="Arial"/>
+              </w:rPr>
+              <w:t xml:space="preserve"> e su come dividerci tutte le attività</w:t>
             </w:r>
           </w:p>
           <w:p>
@@ -842,16 +799,8 @@
               <w:rPr>
                 <w:rFonts w:ascii="Arial" w:hAnsi="Arial" w:cs="Arial"/>
               </w:rPr>
-              <w:t xml:space="preserve">concludere la generazione casuale del </w:t>
+              <w:t>concludere la generazione casuale del dungeon</w:t>
             </w:r>
-            <w:proofErr w:type="spellStart"/>
-            <w:r>
-              <w:rPr>
-                <w:rFonts w:ascii="Arial" w:hAnsi="Arial" w:cs="Arial"/>
-              </w:rPr>
-              <w:t>dungeon</w:t>
-            </w:r>
-            <w:proofErr w:type="spellEnd"/>
           </w:p>
           <w:p>
             <w:pPr>
@@ -864,19 +813,11 @@
                 <w:rFonts w:ascii="Arial" w:hAnsi="Arial" w:cs="Arial"/>
               </w:rPr>
             </w:pPr>
-            <w:proofErr w:type="spellStart"/>
             <w:r>
               <w:rPr>
                 <w:rFonts w:ascii="Arial" w:hAnsi="Arial" w:cs="Arial"/>
               </w:rPr>
-              <w:t>spawner</w:t>
-            </w:r>
-            <w:proofErr w:type="spellEnd"/>
-            <w:r>
-              <w:rPr>
-                <w:rFonts w:ascii="Arial" w:hAnsi="Arial" w:cs="Arial"/>
-              </w:rPr>
-              <w:t xml:space="preserve"> dei nemici</w:t>
+              <w:t>spawner dei nemici</w:t>
             </w:r>
           </w:p>
           <w:p>
@@ -1276,62 +1217,18 @@
         <w:lang w:val="de-DE"/>
       </w:rPr>
     </w:pPr>
-    <w:proofErr w:type="spellStart"/>
     <w:r>
       <w:rPr>
         <w:lang w:val="de-DE"/>
       </w:rPr>
-      <w:t>huynh</w:t>
-    </w:r>
-    <w:proofErr w:type="spellEnd"/>
-    <w:r>
-      <w:rPr>
-        <w:lang w:val="de-DE"/>
-      </w:rPr>
-      <w:t xml:space="preserve"> </w:t>
-    </w:r>
-    <w:proofErr w:type="spellStart"/>
-    <w:r>
-      <w:rPr>
-        <w:lang w:val="de-DE"/>
-      </w:rPr>
-      <w:t>anh</w:t>
-    </w:r>
-    <w:proofErr w:type="spellEnd"/>
-    <w:r>
-      <w:rPr>
-        <w:lang w:val="de-DE"/>
-      </w:rPr>
-      <w:t xml:space="preserve"> </w:t>
-    </w:r>
-    <w:proofErr w:type="spellStart"/>
-    <w:r>
-      <w:rPr>
-        <w:lang w:val="de-DE"/>
-      </w:rPr>
-      <w:t>nguyen</w:t>
-    </w:r>
-    <w:proofErr w:type="spellEnd"/>
-    <w:r>
-      <w:rPr>
-        <w:lang w:val="de-DE"/>
-      </w:rPr>
-      <w:t>, Sofia Niederhause</w:t>
+      <w:t>huynh anh nguyen, Sofia Niederhause</w:t>
     </w:r>
     <w:r>
       <w:rPr>
         <w:lang w:val="de-DE"/>
       </w:rPr>
-      <w:t xml:space="preserve">r, Alexander </w:t>
+      <w:t>r, Alexander Mascaro</w:t>
     </w:r>
-    <w:proofErr w:type="spellStart"/>
-    <w:r>
-      <w:rPr>
-        <w:lang w:val="de-DE"/>
-      </w:rPr>
-      <w:t>Mascaro</w:t>
-    </w:r>
-    <w:proofErr w:type="spellEnd"/>
     <w:r>
       <w:rPr>
         <w:lang w:val="de-DE"/>
@@ -5047,6 +4944,7 @@
     <w:rsid w:val="005F1498"/>
     <w:rsid w:val="006162E1"/>
     <w:rsid w:val="0063600C"/>
+    <w:rsid w:val="00637146"/>
     <w:rsid w:val="00670B36"/>
     <w:rsid w:val="00673D1E"/>
     <w:rsid w:val="00682218"/>
@@ -5058,6 +4956,7 @@
     <w:rsid w:val="007839C7"/>
     <w:rsid w:val="00793912"/>
     <w:rsid w:val="007A4EC3"/>
+    <w:rsid w:val="007C2896"/>
     <w:rsid w:val="007C49C7"/>
     <w:rsid w:val="007E2877"/>
     <w:rsid w:val="008073A0"/>
